--- a/HARDWARE/Requirement DC motor PWM.docx
+++ b/HARDWARE/Requirement DC motor PWM.docx
@@ -18,8 +18,6 @@
           <w:szCs w:val="32"/>
         </w:rPr>
       </w:pPr>
-      <w:bookmarkStart w:id="0" w:name="_GoBack"/>
-      <w:bookmarkEnd w:id="0"/>
       <w:r>
         <w:rPr>
           <w:rFonts w:hint="default" w:ascii="Times New Roman" w:hAnsi="Times New Roman" w:cs="Times New Roman"/>
@@ -99,6 +97,7 @@
         <w:keepLines w:val="0"/>
         <w:widowControl/>
         <w:numPr>
+          <w:ilvl w:val="0"/>
           <w:numId w:val="0"/>
         </w:numPr>
         <w:suppressLineNumbers w:val="0"/>
@@ -113,35 +112,7 @@
           <w:b w:val="0"/>
           <w:bCs w:val="0"/>
         </w:rPr>
-        <w:t>Mục đích:</w:t>
-      </w:r>
-      <w:r>
-        <w:rPr>
-          <w:b w:val="0"/>
-          <w:bCs w:val="0"/>
-        </w:rPr>
-        <w:t xml:space="preserve"> Tài liệu này mô tả các yêu cầu kỹ thuật để xây dựng một mô hình (prototype) mô phỏng hệ thống làm mát động cơ công nghiệp bằng </w:t>
-      </w:r>
-      <w:r>
-        <w:rPr>
-          <w:b w:val="0"/>
-          <w:bCs w:val="0"/>
-        </w:rPr>
-        <w:t>không khí</w:t>
-      </w:r>
-      <w:r>
-        <w:rPr>
-          <w:b w:val="0"/>
-          <w:bCs w:val="0"/>
-        </w:rPr>
-        <w:t xml:space="preserve">. Hệ thống sử dụng vi điều khiển để điều khiển tốc độ </w:t>
-      </w:r>
-      <w:r>
-        <w:rPr>
-          <w:b w:val="0"/>
-          <w:bCs w:val="0"/>
-        </w:rPr>
-        <w:t xml:space="preserve">quạt nhằm tản nhiệt cho một nguồn nhiệt mô phỏng. </w:t>
+        <w:t xml:space="preserve">Mục đích: Tài liệu này mô tả các yêu cầu kỹ thuật để xây dựng một mô hình mô phỏng hệ thống làm mát động cơ công nghiệp bằng không khí. Hệ thống sử dụng vi điều khiển để điều khiển tốc độ quạt nhằm tản nhiệt cho một nguồn nhiệt mô phỏng. </w:t>
       </w:r>
     </w:p>
     <w:p>
@@ -151,6 +122,7 @@
         <w:keepLines w:val="0"/>
         <w:widowControl/>
         <w:numPr>
+          <w:ilvl w:val="0"/>
           <w:numId w:val="0"/>
         </w:numPr>
         <w:suppressLineNumbers w:val="0"/>
@@ -165,42 +137,7 @@
           <w:b w:val="0"/>
           <w:bCs w:val="0"/>
         </w:rPr>
-        <w:t>Phạm vi:</w:t>
-      </w:r>
-      <w:r>
-        <w:rPr>
-          <w:b w:val="0"/>
-          <w:bCs w:val="0"/>
-        </w:rPr>
-        <w:t xml:space="preserve"> Mô hình là một hệ thống </w:t>
-      </w:r>
-      <w:r>
-        <w:rPr>
-          <w:b w:val="0"/>
-          <w:bCs w:val="0"/>
-        </w:rPr>
-        <w:t>tản nhiệt chủ động</w:t>
-      </w:r>
-      <w:r>
-        <w:rPr>
-          <w:b w:val="0"/>
-          <w:bCs w:val="0"/>
-        </w:rPr>
-        <w:t xml:space="preserve">, có nhiệm vụ điều chỉnh </w:t>
-      </w:r>
-      <w:r>
-        <w:rPr>
-          <w:b w:val="0"/>
-          <w:bCs w:val="0"/>
-        </w:rPr>
-        <w:t>luồng không khí</w:t>
-      </w:r>
-      <w:r>
-        <w:rPr>
-          <w:b w:val="0"/>
-          <w:bCs w:val="0"/>
-        </w:rPr>
-        <w:t xml:space="preserve"> làm mát để duy trì nhiệt độ của "động cơ" ở mức ổn định, hoạt động được ở cả hai chế độ: tự động theo cảm biến nhiệt và điều khiển bằng tay. </w:t>
+        <w:t xml:space="preserve">Phạm vi: Mô hình là một hệ thống tản nhiệt chủ động, có nhiệm vụ điều chỉnh luồng không khí làm mát để duy trì nhiệt độ của "động cơ" ở mức ổn định, hoạt động ở chế độ tự động theo cảm biến nhiệt. </w:t>
       </w:r>
     </w:p>
     <w:p>
@@ -260,6 +197,7 @@
         <w:keepLines w:val="0"/>
         <w:widowControl/>
         <w:numPr>
+          <w:ilvl w:val="0"/>
           <w:numId w:val="0"/>
         </w:numPr>
         <w:suppressLineNumbers w:val="0"/>
@@ -295,6 +233,7 @@
         <w:keepLines w:val="0"/>
         <w:widowControl/>
         <w:numPr>
+          <w:ilvl w:val="0"/>
           <w:numId w:val="0"/>
         </w:numPr>
         <w:suppressLineNumbers w:val="0"/>
@@ -355,6 +294,7 @@
         <w:keepLines w:val="0"/>
         <w:widowControl/>
         <w:numPr>
+          <w:ilvl w:val="0"/>
           <w:numId w:val="0"/>
         </w:numPr>
         <w:suppressLineNumbers w:val="0"/>
@@ -379,6 +319,7 @@
         <w:keepLines w:val="0"/>
         <w:widowControl/>
         <w:numPr>
+          <w:ilvl w:val="0"/>
           <w:numId w:val="0"/>
         </w:numPr>
         <w:suppressLineNumbers w:val="0"/>
@@ -393,21 +334,7 @@
           <w:b w:val="0"/>
           <w:bCs w:val="0"/>
         </w:rPr>
-        <w:t xml:space="preserve">H-2.2.1: Sử dụng 1 </w:t>
-      </w:r>
-      <w:r>
-        <w:rPr>
-          <w:b w:val="0"/>
-          <w:bCs w:val="0"/>
-        </w:rPr>
-        <w:t>quạt DC</w:t>
-      </w:r>
-      <w:r>
-        <w:rPr>
-          <w:b w:val="0"/>
-          <w:bCs w:val="0"/>
-        </w:rPr>
-        <w:t xml:space="preserve">  làm cơ cấu chấp hành chính, được điều khiển bằng tín hiệu PWM. </w:t>
+        <w:t xml:space="preserve">H-2.2.1: Sử dụng 1 quạt DC  làm cơ cấu chấp hành chính, được điều khiển bằng tín hiệu PWM. </w:t>
       </w:r>
     </w:p>
     <w:p>
@@ -417,6 +344,7 @@
         <w:keepLines w:val="0"/>
         <w:widowControl/>
         <w:numPr>
+          <w:ilvl w:val="0"/>
           <w:numId w:val="0"/>
         </w:numPr>
         <w:suppressLineNumbers w:val="0"/>
@@ -431,14 +359,7 @@
           <w:b w:val="0"/>
           <w:bCs w:val="0"/>
         </w:rPr>
-        <w:t xml:space="preserve">H-2.2.2: Lắp đặt một </w:t>
-      </w:r>
-      <w:r>
-        <w:rPr>
-          <w:b w:val="0"/>
-          <w:bCs w:val="0"/>
-        </w:rPr>
-        <w:t xml:space="preserve">khối tản nhiệt  tiếp xúc trực tiếp với nguồn nhiệt để hấp thụ nhiệt. </w:t>
+        <w:t xml:space="preserve">H-2.2.2: Lắp đặt một khối tản nhiệt  tiếp xúc trực tiếp với nguồn nhiệt để hấp thụ nhiệt. </w:t>
       </w:r>
     </w:p>
     <w:p>
@@ -448,6 +369,7 @@
         <w:keepLines w:val="0"/>
         <w:widowControl/>
         <w:numPr>
+          <w:ilvl w:val="0"/>
           <w:numId w:val="0"/>
         </w:numPr>
         <w:suppressLineNumbers w:val="0"/>
@@ -462,21 +384,7 @@
           <w:b w:val="0"/>
           <w:bCs w:val="0"/>
         </w:rPr>
-        <w:t xml:space="preserve">H-2.2.3: </w:t>
-      </w:r>
-      <w:r>
-        <w:rPr>
-          <w:b w:val="0"/>
-          <w:bCs w:val="0"/>
-        </w:rPr>
-        <w:t>Quạt phải được lắp đặt sao cho luồng gió thổi trực tiếp và hiệu quả qua khối tản nhiệt</w:t>
-      </w:r>
-      <w:r>
-        <w:rPr>
-          <w:b w:val="0"/>
-          <w:bCs w:val="0"/>
-        </w:rPr>
-        <w:t xml:space="preserve">. </w:t>
+        <w:t xml:space="preserve">H-2.2.3: Quạt phải được lắp đặt sao cho luồng gió thổi trực tiếp và hiệu quả qua khối tản nhiệt. </w:t>
       </w:r>
     </w:p>
     <w:p>
@@ -511,6 +419,7 @@
         <w:keepLines w:val="0"/>
         <w:widowControl/>
         <w:numPr>
+          <w:ilvl w:val="0"/>
           <w:numId w:val="0"/>
         </w:numPr>
         <w:suppressLineNumbers w:val="0"/>
@@ -541,7 +450,7 @@
           <w:b w:val="0"/>
           <w:bCs w:val="0"/>
         </w:rPr>
-        <w:t xml:space="preserve"> để hiển thị thông tin. </w:t>
+        <w:t xml:space="preserve"> để hiển thị thông tin.  </w:t>
       </w:r>
     </w:p>
     <w:p>
@@ -551,6 +460,7 @@
         <w:keepLines w:val="0"/>
         <w:widowControl/>
         <w:numPr>
+          <w:ilvl w:val="0"/>
           <w:numId w:val="0"/>
         </w:numPr>
         <w:suppressLineNumbers w:val="0"/>
@@ -565,37 +475,6 @@
           <w:b w:val="0"/>
           <w:bCs w:val="0"/>
         </w:rPr>
-        <w:t xml:space="preserve">H-2.3.1: Sử dụng 1 Encoder xoay có nút nhấn để người dùng có thể điều chỉnh </w:t>
-      </w:r>
-      <w:r>
-        <w:rPr>
-          <w:b w:val="0"/>
-          <w:bCs w:val="0"/>
-        </w:rPr>
-        <w:t xml:space="preserve">tốc độ quạt ở chế độ tay và chuyển đổi chế độ. </w:t>
-      </w:r>
-    </w:p>
-    <w:p>
-      <w:pPr>
-        <w:pStyle w:val="5"/>
-        <w:keepNext w:val="0"/>
-        <w:keepLines w:val="0"/>
-        <w:widowControl/>
-        <w:numPr>
-          <w:numId w:val="0"/>
-        </w:numPr>
-        <w:suppressLineNumbers w:val="0"/>
-        <w:ind w:leftChars="0" w:right="0" w:rightChars="0"/>
-        <w:rPr>
-          <w:b w:val="0"/>
-          <w:bCs w:val="0"/>
-        </w:rPr>
-      </w:pPr>
-      <w:r>
-        <w:rPr>
-          <w:b w:val="0"/>
-          <w:bCs w:val="0"/>
-        </w:rPr>
         <w:t>H-2.3.</w:t>
       </w:r>
       <w:r>
@@ -612,21 +491,7 @@
           <w:b w:val="0"/>
           <w:bCs w:val="0"/>
         </w:rPr>
-        <w:t xml:space="preserve">: Nguồn cấp cho các thiết bị phải là nguồn ngoài phù hợp với điện áp của </w:t>
-      </w:r>
-      <w:r>
-        <w:rPr>
-          <w:b w:val="0"/>
-          <w:bCs w:val="0"/>
-        </w:rPr>
-        <w:t>quạt</w:t>
-      </w:r>
-      <w:r>
-        <w:rPr>
-          <w:b w:val="0"/>
-          <w:bCs w:val="0"/>
-        </w:rPr>
-        <w:t xml:space="preserve"> và nguồn nhiệt. </w:t>
+        <w:t xml:space="preserve">: Nguồn cấp cho các thiết bị phải là nguồn ngoài phù hợp với điện áp của quạt và nguồn nhiệt. </w:t>
       </w:r>
     </w:p>
     <w:p>
@@ -661,6 +526,7 @@
         <w:keepLines w:val="0"/>
         <w:widowControl/>
         <w:numPr>
+          <w:ilvl w:val="0"/>
           <w:numId w:val="0"/>
         </w:numPr>
         <w:suppressLineNumbers w:val="0"/>
@@ -675,21 +541,23 @@
           <w:b w:val="0"/>
           <w:bCs w:val="0"/>
         </w:rPr>
-        <w:t xml:space="preserve">H-3.0: An toàn: Phần mềm phải có cơ chế tự động ngắt nguồn nhiệt nếu nhiệt độ vượt quá ngưỡng an toàn cho phép hoặc nếu </w:t>
-      </w:r>
-      <w:r>
-        <w:rPr>
-          <w:b w:val="0"/>
-          <w:bCs w:val="0"/>
-        </w:rPr>
-        <w:t>quạt</w:t>
-      </w:r>
-      <w:r>
-        <w:rPr>
-          <w:b w:val="0"/>
-          <w:bCs w:val="0"/>
-        </w:rPr>
-        <w:t xml:space="preserve"> không hoạt động để tránh quá nhiệt. </w:t>
+        <w:t>H-3.</w:t>
+      </w:r>
+      <w:r>
+        <w:rPr>
+          <w:rFonts w:hint="default"/>
+          <w:b w:val="0"/>
+          <w:bCs w:val="0"/>
+          <w:lang w:val="en-US"/>
+        </w:rPr>
+        <w:t>0</w:t>
+      </w:r>
+      <w:r>
+        <w:rPr>
+          <w:b w:val="0"/>
+          <w:bCs w:val="0"/>
+        </w:rPr>
+        <w:t xml:space="preserve">: Độ ổn định: Hệ thống phải có khả năng hoạt động liên tục trong ít nhất 30 phút  mà không gặp lỗi treo hoặc hoạt động sai. </w:t>
       </w:r>
     </w:p>
     <w:p>
@@ -699,6 +567,7 @@
         <w:keepLines w:val="0"/>
         <w:widowControl/>
         <w:numPr>
+          <w:ilvl w:val="0"/>
           <w:numId w:val="0"/>
         </w:numPr>
         <w:suppressLineNumbers w:val="0"/>
@@ -713,7 +582,55 @@
           <w:b w:val="0"/>
           <w:bCs w:val="0"/>
         </w:rPr>
-        <w:t xml:space="preserve">H-3.1: Độ ổn định: Hệ thống phải có khả năng hoạt động liên tục trong ít nhất 30 phút ở cả hai chế độ mà không gặp lỗi treo hoặc hoạt động sai. </w:t>
+        <w:t>H-3.</w:t>
+      </w:r>
+      <w:r>
+        <w:rPr>
+          <w:rFonts w:hint="default"/>
+          <w:b w:val="0"/>
+          <w:bCs w:val="0"/>
+          <w:lang w:val="en-US"/>
+        </w:rPr>
+        <w:t>1</w:t>
+      </w:r>
+      <w:r>
+        <w:rPr>
+          <w:b w:val="0"/>
+          <w:bCs w:val="0"/>
+        </w:rPr>
+        <w:t xml:space="preserve">: Khả năng sử dụng: Người dùng phải có thể dễ dàng </w:t>
+      </w:r>
+      <w:r>
+        <w:rPr>
+          <w:rFonts w:hint="default"/>
+          <w:b w:val="0"/>
+          <w:bCs w:val="0"/>
+          <w:lang w:val="en-US"/>
+        </w:rPr>
+        <w:t>tương tác với hệ thống</w:t>
+      </w:r>
+      <w:r>
+        <w:rPr>
+          <w:b w:val="0"/>
+          <w:bCs w:val="0"/>
+        </w:rPr>
+        <w:t xml:space="preserve">. Việc điều chỉnh </w:t>
+      </w:r>
+      <w:r>
+        <w:rPr>
+          <w:rFonts w:hint="default"/>
+          <w:b w:val="0"/>
+          <w:bCs w:val="0"/>
+          <w:lang w:val="en-US"/>
+        </w:rPr>
+        <w:t>hệ thống</w:t>
+      </w:r>
+      <w:r>
+        <w:rPr>
+          <w:b w:val="0"/>
+          <w:bCs w:val="0"/>
+        </w:rPr>
+        <w:t xml:space="preserve"> phải trực quan và mượt mà. </w:t>
       </w:r>
     </w:p>
     <w:p>
@@ -723,6 +640,7 @@
         <w:keepLines w:val="0"/>
         <w:widowControl/>
         <w:numPr>
+          <w:ilvl w:val="0"/>
           <w:numId w:val="0"/>
         </w:numPr>
         <w:suppressLineNumbers w:val="0"/>
@@ -737,85 +655,95 @@
           <w:b w:val="0"/>
           <w:bCs w:val="0"/>
         </w:rPr>
-        <w:t xml:space="preserve">H-3.2: Khả năng sử dụng: Người dùng phải có thể dễ dàng chuyển đổi giữa chế độ Tự động và Bằng tay. Việc điều chỉnh công suất </w:t>
-      </w:r>
-      <w:r>
-        <w:rPr>
-          <w:b w:val="0"/>
-          <w:bCs w:val="0"/>
-        </w:rPr>
-        <w:t>quạt</w:t>
-      </w:r>
-      <w:r>
-        <w:rPr>
-          <w:b w:val="0"/>
-          <w:bCs w:val="0"/>
-        </w:rPr>
-        <w:t xml:space="preserve"> ở chế độ tay phải trực quan và mượt mà. </w:t>
-      </w:r>
-    </w:p>
-    <w:p>
-      <w:pPr>
-        <w:pStyle w:val="5"/>
-        <w:keepNext w:val="0"/>
-        <w:keepLines w:val="0"/>
-        <w:widowControl/>
-        <w:numPr>
-          <w:numId w:val="0"/>
-        </w:numPr>
-        <w:suppressLineNumbers w:val="0"/>
-        <w:ind w:leftChars="0" w:right="0" w:rightChars="0"/>
-        <w:rPr>
-          <w:b w:val="0"/>
-          <w:bCs w:val="0"/>
-        </w:rPr>
-      </w:pPr>
-      <w:r>
-        <w:rPr>
-          <w:b w:val="0"/>
-          <w:bCs w:val="0"/>
-        </w:rPr>
-        <w:t xml:space="preserve">H-3.3: Ngoại hình: </w:t>
-      </w:r>
-    </w:p>
-    <w:p>
-      <w:pPr>
-        <w:pStyle w:val="5"/>
-        <w:keepNext w:val="0"/>
-        <w:keepLines w:val="0"/>
-        <w:widowControl/>
-        <w:suppressLineNumbers w:val="0"/>
-        <w:rPr>
-          <w:b w:val="0"/>
-          <w:bCs w:val="0"/>
-        </w:rPr>
-      </w:pPr>
-      <w:r>
-        <w:rPr>
-          <w:b w:val="0"/>
-          <w:bCs w:val="0"/>
-        </w:rPr>
-        <w:t xml:space="preserve">H-3.3.1: Toàn bộ hệ thống phải được lắp đặt gọn gàng trên một đế hoặc trong một hộp  có thể quan sát được bên trong. </w:t>
-      </w:r>
-    </w:p>
-    <w:p>
-      <w:pPr>
-        <w:pStyle w:val="5"/>
-        <w:keepNext w:val="0"/>
-        <w:keepLines w:val="0"/>
-        <w:widowControl/>
-        <w:suppressLineNumbers w:val="0"/>
-        <w:rPr>
-          <w:b w:val="0"/>
-          <w:bCs w:val="0"/>
-        </w:rPr>
-      </w:pPr>
-      <w:r>
-        <w:rPr>
-          <w:b w:val="0"/>
-          <w:bCs w:val="0"/>
-        </w:rPr>
-        <w:t xml:space="preserve">H-3.3.2: Dây dẫn phải được sắp xếp khoa học, có đánh dấu rõ ràng, tránh gây rối và đảm bảo an toàn điện. </w:t>
+        <w:t>H-3.</w:t>
+      </w:r>
+      <w:r>
+        <w:rPr>
+          <w:rFonts w:hint="default"/>
+          <w:b w:val="0"/>
+          <w:bCs w:val="0"/>
+          <w:lang w:val="en-US"/>
+        </w:rPr>
+        <w:t>2</w:t>
+      </w:r>
+      <w:r>
+        <w:rPr>
+          <w:b w:val="0"/>
+          <w:bCs w:val="0"/>
+        </w:rPr>
+        <w:t xml:space="preserve">: Ngoại hình: </w:t>
+      </w:r>
+    </w:p>
+    <w:p>
+      <w:pPr>
+        <w:pStyle w:val="5"/>
+        <w:keepNext w:val="0"/>
+        <w:keepLines w:val="0"/>
+        <w:widowControl/>
+        <w:suppressLineNumbers w:val="0"/>
+        <w:rPr>
+          <w:b w:val="0"/>
+          <w:bCs w:val="0"/>
+        </w:rPr>
+      </w:pPr>
+      <w:r>
+        <w:rPr>
+          <w:b w:val="0"/>
+          <w:bCs w:val="0"/>
+        </w:rPr>
+        <w:t>H-3.</w:t>
+      </w:r>
+      <w:r>
+        <w:rPr>
+          <w:rFonts w:hint="default"/>
+          <w:b w:val="0"/>
+          <w:bCs w:val="0"/>
+          <w:lang w:val="en-US"/>
+        </w:rPr>
+        <w:t>2</w:t>
+      </w:r>
+      <w:r>
+        <w:rPr>
+          <w:b w:val="0"/>
+          <w:bCs w:val="0"/>
+        </w:rPr>
+        <w:t xml:space="preserve">.1: Toàn bộ hệ thống phải được lắp đặt gọn gàng trên một đế hoặc trong một hộp  có thể quan sát được bên trong. </w:t>
+      </w:r>
+    </w:p>
+    <w:p>
+      <w:pPr>
+        <w:pStyle w:val="5"/>
+        <w:keepNext w:val="0"/>
+        <w:keepLines w:val="0"/>
+        <w:widowControl/>
+        <w:suppressLineNumbers w:val="0"/>
+        <w:rPr>
+          <w:b w:val="0"/>
+          <w:bCs w:val="0"/>
+        </w:rPr>
+      </w:pPr>
+      <w:r>
+        <w:rPr>
+          <w:b w:val="0"/>
+          <w:bCs w:val="0"/>
+        </w:rPr>
+        <w:t>H-3.</w:t>
+      </w:r>
+      <w:r>
+        <w:rPr>
+          <w:rFonts w:hint="default"/>
+          <w:b w:val="0"/>
+          <w:bCs w:val="0"/>
+          <w:lang w:val="en-US"/>
+        </w:rPr>
+        <w:t>2</w:t>
+      </w:r>
+      <w:r>
+        <w:rPr>
+          <w:b w:val="0"/>
+          <w:bCs w:val="0"/>
+        </w:rPr>
+        <w:t xml:space="preserve">.2: Dây dẫn phải được sắp xếp khoa học, có đánh dấu rõ ràng, tránh gây rối và đảm bảo an toàn điện. </w:t>
       </w:r>
     </w:p>
     <w:p>
@@ -875,6 +803,7 @@
         <w:keepLines w:val="0"/>
         <w:widowControl/>
         <w:numPr>
+          <w:ilvl w:val="0"/>
           <w:numId w:val="0"/>
         </w:numPr>
         <w:suppressLineNumbers w:val="0"/>
@@ -889,21 +818,7 @@
           <w:b w:val="0"/>
           <w:bCs w:val="0"/>
         </w:rPr>
-        <w:t xml:space="preserve">H-4.1.0: Chế độ Tự động (Automatic): Phần mềm tự động điều chỉnh độ rộng xung PWM dựa trên giá trị đọc được từ cảm biến nhiệt. Khi nhiệt độ tăng, độ rộng xung tăng để tăng tốc độ </w:t>
-      </w:r>
-      <w:r>
-        <w:rPr>
-          <w:b w:val="0"/>
-          <w:bCs w:val="0"/>
-        </w:rPr>
-        <w:t>quạt</w:t>
-      </w:r>
-      <w:r>
-        <w:rPr>
-          <w:b w:val="0"/>
-          <w:bCs w:val="0"/>
-        </w:rPr>
-        <w:t xml:space="preserve"> và ngược lại. </w:t>
+        <w:t xml:space="preserve">H-4.1.0: Phần mềm tự động điều chỉnh độ rộng xung PWM dựa trên giá trị đọc được từ cảm biến nhiệt. Khi nhiệt độ tăng, độ rộng xung tăng để tăng tốc độ quạt và ngược lại. </w:t>
       </w:r>
     </w:p>
     <w:p>
@@ -913,6 +828,7 @@
         <w:keepLines w:val="0"/>
         <w:widowControl/>
         <w:numPr>
+          <w:ilvl w:val="0"/>
           <w:numId w:val="0"/>
         </w:numPr>
         <w:suppressLineNumbers w:val="0"/>
@@ -927,45 +843,23 @@
           <w:b w:val="0"/>
           <w:bCs w:val="0"/>
         </w:rPr>
-        <w:t xml:space="preserve">H-4.1.1: Chế độ Bằng tay (Manual): Người dùng sử dụng nút vặn để trực tiếp điều chỉnh độ rộng xung PWM cấp cho </w:t>
-      </w:r>
-      <w:r>
-        <w:rPr>
-          <w:b w:val="0"/>
-          <w:bCs w:val="0"/>
-        </w:rPr>
-        <w:t>quạt</w:t>
-      </w:r>
-      <w:r>
-        <w:rPr>
-          <w:b w:val="0"/>
-          <w:bCs w:val="0"/>
-        </w:rPr>
-        <w:t xml:space="preserve">, từ 0% đến 100%. </w:t>
-      </w:r>
-    </w:p>
-    <w:p>
-      <w:pPr>
-        <w:pStyle w:val="5"/>
-        <w:keepNext w:val="0"/>
-        <w:keepLines w:val="0"/>
-        <w:widowControl/>
-        <w:numPr>
-          <w:numId w:val="0"/>
-        </w:numPr>
-        <w:suppressLineNumbers w:val="0"/>
-        <w:ind w:leftChars="0" w:right="0" w:rightChars="0"/>
-        <w:rPr>
-          <w:b w:val="0"/>
-          <w:bCs w:val="0"/>
-        </w:rPr>
-      </w:pPr>
-      <w:r>
-        <w:rPr>
-          <w:b w:val="0"/>
-          <w:bCs w:val="0"/>
-        </w:rPr>
-        <w:t xml:space="preserve">H-4.1.2: Hệ thống có trạng thái Chờ  và Báo lỗi , được hiển thị rõ trên màn hình. </w:t>
+        <w:t>H-4.1.</w:t>
+      </w:r>
+      <w:r>
+        <w:rPr>
+          <w:rFonts w:hint="default"/>
+          <w:b w:val="0"/>
+          <w:bCs w:val="0"/>
+          <w:lang w:val="en-US"/>
+        </w:rPr>
+        <w:t>1</w:t>
+      </w:r>
+      <w:r>
+        <w:rPr>
+          <w:b w:val="0"/>
+          <w:bCs w:val="0"/>
+        </w:rPr>
+        <w:t xml:space="preserve">: Hệ thống có trạng thái Chờ  và Báo lỗi , được hiển thị rõ trên màn hình. </w:t>
       </w:r>
     </w:p>
     <w:p>
@@ -1000,6 +894,7 @@
         <w:keepLines w:val="0"/>
         <w:widowControl/>
         <w:numPr>
+          <w:ilvl w:val="0"/>
           <w:numId w:val="0"/>
         </w:numPr>
         <w:suppressLineNumbers w:val="0"/>
@@ -1014,14 +909,7 @@
           <w:b w:val="0"/>
           <w:bCs w:val="0"/>
         </w:rPr>
-        <w:t xml:space="preserve">H-4.2.0: Vi điều khiển xuất tín hiệu PWM để điều khiển tốc độ động cơ </w:t>
-      </w:r>
-      <w:r>
-        <w:rPr>
-          <w:b w:val="0"/>
-          <w:bCs w:val="0"/>
-        </w:rPr>
-        <w:t>quạt</w:t>
+        <w:t>H-4.2.0: Vi điều khiển xuất tín hiệu PWM để điều khiển tốc độ động cơ quạt</w:t>
       </w:r>
       <w:r>
         <w:rPr>
@@ -1047,6 +935,7 @@
         <w:keepLines w:val="0"/>
         <w:widowControl/>
         <w:numPr>
+          <w:ilvl w:val="0"/>
           <w:numId w:val="0"/>
         </w:numPr>
         <w:suppressLineNumbers w:val="0"/>
@@ -1061,21 +950,7 @@
           <w:b w:val="0"/>
           <w:bCs w:val="0"/>
         </w:rPr>
-        <w:t xml:space="preserve">H-4.2.1: Ở chế độ Tự động, hệ thống phải điều chỉnh tốc độ </w:t>
-      </w:r>
-      <w:r>
-        <w:rPr>
-          <w:b w:val="0"/>
-          <w:bCs w:val="0"/>
-        </w:rPr>
-        <w:t>quạt</w:t>
-      </w:r>
-      <w:r>
-        <w:rPr>
-          <w:b w:val="0"/>
-          <w:bCs w:val="0"/>
-        </w:rPr>
-        <w:t xml:space="preserve"> một cách hợp lý để giữ nhiệt độ "động cơ" ổn định quanh một ngưỡng nhất định. </w:t>
+        <w:t xml:space="preserve">H-4.2.1: Ở chế độ Tự động, hệ thống phải điều chỉnh tốc độ quạt một cách hợp lý để giữ nhiệt độ "động cơ" ổn định quanh một ngưỡng nhất định. </w:t>
       </w:r>
     </w:p>
     <w:p>
@@ -1110,6 +985,7 @@
         <w:keepLines w:val="0"/>
         <w:widowControl/>
         <w:numPr>
+          <w:ilvl w:val="0"/>
           <w:numId w:val="0"/>
         </w:numPr>
         <w:suppressLineNumbers w:val="0"/>
@@ -1140,21 +1016,7 @@
           <w:b w:val="0"/>
           <w:bCs w:val="0"/>
         </w:rPr>
-        <w:t xml:space="preserve">: Màn hình giao diện phải hiển thị liên tục và rõ ràng các thông số: Nhiệt độ động cơ (°C) Công suất </w:t>
-      </w:r>
-      <w:r>
-        <w:rPr>
-          <w:b w:val="0"/>
-          <w:bCs w:val="0"/>
-        </w:rPr>
-        <w:t>quạt</w:t>
-      </w:r>
-      <w:r>
-        <w:rPr>
-          <w:b w:val="0"/>
-          <w:bCs w:val="0"/>
-        </w:rPr>
-        <w:t xml:space="preserve"> (%)  Chế độ hoạt động (Tự động / Bằng tay) </w:t>
+        <w:t xml:space="preserve">: Màn hình giao diện phải hiển thị liên tục và rõ ràng các thông số: Nhiệt độ động cơ (°C) Công suất quạt (%)   </w:t>
       </w:r>
     </w:p>
     <w:p>
@@ -1164,6 +1026,7 @@
         <w:keepLines w:val="0"/>
         <w:widowControl/>
         <w:numPr>
+          <w:ilvl w:val="0"/>
           <w:numId w:val="0"/>
         </w:numPr>
         <w:suppressLineNumbers w:val="0"/>
@@ -1276,12 +1139,6 @@
             <w:insideH w:val="single" w:color="auto" w:sz="4" w:space="0"/>
             <w:insideV w:val="single" w:color="auto" w:sz="4" w:space="0"/>
           </w:tblBorders>
-          <w:tblCellMar>
-            <w:top w:w="0" w:type="dxa"/>
-            <w:left w:w="108" w:type="dxa"/>
-            <w:bottom w:w="0" w:type="dxa"/>
-            <w:right w:w="108" w:type="dxa"/>
-          </w:tblCellMar>
         </w:tblPrEx>
         <w:tc>
           <w:tcPr>
@@ -1363,7 +1220,7 @@
           </w:tblCellMar>
         </w:tblPrEx>
         <w:trPr>
-          <w:trHeight w:val="1840" w:hRule="atLeast"/>
+          <w:trHeight w:val="1449" w:hRule="atLeast"/>
         </w:trPr>
         <w:tc>
           <w:tcPr>
@@ -1511,28 +1368,19 @@
                 <w:sz w:val="24"/>
                 <w:szCs w:val="24"/>
               </w:rPr>
-              <w:t>Input: Dữ liệu từ cảm biến nhiệt độ, tín hiệu từ núm vặn</w:t>
-            </w:r>
-            <w:r>
-              <w:rPr>
-                <w:rFonts w:hint="default" w:ascii="Times New Roman" w:hAnsi="Times New Roman" w:eastAsia="SimSun" w:cs="Times New Roman"/>
-                <w:b w:val="0"/>
-                <w:bCs w:val="0"/>
-                <w:sz w:val="24"/>
-                <w:szCs w:val="24"/>
-                <w:lang w:val="en-US"/>
-              </w:rPr>
-              <w:t xml:space="preserve"> </w:t>
-            </w:r>
-            <w:r>
-              <w:rPr>
-                <w:rFonts w:hint="default" w:ascii="Times New Roman" w:hAnsi="Times New Roman" w:eastAsia="SimSun" w:cs="Times New Roman"/>
-                <w:b w:val="0"/>
-                <w:bCs w:val="0"/>
-                <w:sz w:val="24"/>
-                <w:szCs w:val="24"/>
-              </w:rPr>
-              <w:t>của người dùng.</w:t>
+              <w:t>Input: Dữ liệu từ cảm biến nhi</w:t>
+            </w:r>
+            <w:bookmarkStart w:id="0" w:name="_GoBack"/>
+            <w:bookmarkEnd w:id="0"/>
+            <w:r>
+              <w:rPr>
+                <w:rFonts w:hint="default" w:ascii="Times New Roman" w:hAnsi="Times New Roman" w:eastAsia="SimSun" w:cs="Times New Roman"/>
+                <w:b w:val="0"/>
+                <w:bCs w:val="0"/>
+                <w:sz w:val="24"/>
+                <w:szCs w:val="24"/>
+              </w:rPr>
+              <w:t>ệt độ</w:t>
             </w:r>
             <w:r>
               <w:rPr>
@@ -1566,7 +1414,7 @@
                 <w:sz w:val="24"/>
                 <w:szCs w:val="24"/>
               </w:rPr>
-              <w:t>Output: Tín hiệu PWM điều khiển quạt, thông tin hiển thị trên màn hình (Nhiệt độ, công suất, chế độ</w:t>
+              <w:t>Output: Tín hiệu PWM điều khiển quạt, thông tin hiển thị trên màn hình (Nhiệt độ, công suất</w:t>
             </w:r>
             <w:r>
               <w:rPr>
@@ -1637,8 +1485,90 @@
           </w:tcPr>
           <w:p>
             <w:pPr>
-              <w:widowControl w:val="0"/>
-              <w:jc w:val="both"/>
+              <w:keepNext w:val="0"/>
+              <w:keepLines w:val="0"/>
+              <w:widowControl/>
+              <w:suppressLineNumbers w:val="0"/>
+              <w:pBdr>
+                <w:top w:val="none" w:color="auto" w:sz="0" w:space="0"/>
+              </w:pBdr>
+              <w:shd w:val="clear" w:fill="FFFFFF"/>
+              <w:ind w:left="0" w:firstLine="0"/>
+              <w:jc w:val="left"/>
+              <w:rPr>
+                <w:rFonts w:hint="default" w:ascii="Times New Roman" w:hAnsi="Times New Roman" w:eastAsia="Segoe UI" w:cs="Times New Roman"/>
+                <w:i w:val="0"/>
+                <w:iCs w:val="0"/>
+                <w:caps w:val="0"/>
+                <w:color w:val="081B3A"/>
+                <w:spacing w:val="2"/>
+                <w:sz w:val="24"/>
+                <w:szCs w:val="24"/>
+              </w:rPr>
+            </w:pPr>
+            <w:r>
+              <w:rPr>
+                <w:rFonts w:hint="default" w:ascii="Times New Roman" w:hAnsi="Times New Roman" w:eastAsia="Segoe UI" w:cs="Times New Roman"/>
+                <w:i w:val="0"/>
+                <w:iCs w:val="0"/>
+                <w:caps w:val="0"/>
+                <w:color w:val="081B3A"/>
+                <w:spacing w:val="2"/>
+                <w:kern w:val="0"/>
+                <w:sz w:val="24"/>
+                <w:szCs w:val="24"/>
+                <w:shd w:val="clear" w:fill="FFFFFF"/>
+                <w:lang w:val="en-US" w:eastAsia="zh-CN" w:bidi="ar"/>
+              </w:rPr>
+              <w:t>-Người dùng vận hành và giám sát hệ thống ở chế độ tự động hoàn toàn.</w:t>
+            </w:r>
+          </w:p>
+          <w:p>
+            <w:pPr>
+              <w:keepNext w:val="0"/>
+              <w:keepLines w:val="0"/>
+              <w:widowControl/>
+              <w:suppressLineNumbers w:val="0"/>
+              <w:shd w:val="clear" w:fill="FFFFFF"/>
+              <w:ind w:left="0" w:firstLine="0"/>
+              <w:jc w:val="left"/>
+              <w:rPr>
+                <w:rFonts w:hint="default" w:ascii="Times New Roman" w:hAnsi="Times New Roman" w:eastAsia="Segoe UI" w:cs="Times New Roman"/>
+                <w:i w:val="0"/>
+                <w:iCs w:val="0"/>
+                <w:caps w:val="0"/>
+                <w:color w:val="081B3A"/>
+                <w:spacing w:val="2"/>
+                <w:sz w:val="24"/>
+                <w:szCs w:val="24"/>
+              </w:rPr>
+            </w:pPr>
+            <w:r>
+              <w:rPr>
+                <w:rFonts w:hint="default" w:ascii="Times New Roman" w:hAnsi="Times New Roman" w:eastAsia="Segoe UI" w:cs="Times New Roman"/>
+                <w:i w:val="0"/>
+                <w:iCs w:val="0"/>
+                <w:caps w:val="0"/>
+                <w:color w:val="081B3A"/>
+                <w:spacing w:val="2"/>
+                <w:kern w:val="0"/>
+                <w:sz w:val="24"/>
+                <w:szCs w:val="24"/>
+                <w:shd w:val="clear" w:fill="FFFFFF"/>
+                <w:lang w:val="en-US" w:eastAsia="zh-CN" w:bidi="ar"/>
+              </w:rPr>
+              <w:t>-Hệ thống tự động đo nhiệt độ và điều chỉnh tốc độ quạt (PWM) để ổn định nhiệt độ theo thuật toán đã cài đặt.</w:t>
+            </w:r>
+          </w:p>
+          <w:p>
+            <w:pPr>
+              <w:keepNext w:val="0"/>
+              <w:keepLines w:val="0"/>
+              <w:widowControl/>
+              <w:suppressLineNumbers w:val="0"/>
+              <w:shd w:val="clear" w:fill="FFFFFF"/>
+              <w:ind w:left="0" w:firstLine="0"/>
+              <w:jc w:val="left"/>
               <w:rPr>
                 <w:rFonts w:hint="default" w:ascii="Times New Roman" w:hAnsi="Times New Roman" w:cs="Times New Roman"/>
                 <w:b w:val="0"/>
@@ -1650,83 +1580,19 @@
             </w:pPr>
             <w:r>
               <w:rPr>
-                <w:rFonts w:hint="default" w:ascii="Times New Roman" w:hAnsi="Times New Roman" w:eastAsia="SimSun" w:cs="Times New Roman"/>
-                <w:b w:val="0"/>
-                <w:bCs w:val="0"/>
-                <w:i w:val="0"/>
-                <w:iCs w:val="0"/>
-                <w:sz w:val="24"/>
-                <w:szCs w:val="24"/>
-              </w:rPr>
-              <w:t xml:space="preserve">- Người dùng vận hành hệ thống ở chế độ tự động, hệ thống tự điều chỉnh tốc độ </w:t>
-            </w:r>
-            <w:r>
-              <w:rPr>
-                <w:rFonts w:hint="default" w:ascii="Times New Roman" w:hAnsi="Times New Roman" w:eastAsia="SimSun" w:cs="Times New Roman"/>
-                <w:b w:val="0"/>
-                <w:bCs w:val="0"/>
-                <w:sz w:val="24"/>
-                <w:szCs w:val="24"/>
-              </w:rPr>
-              <w:t>quạt</w:t>
-            </w:r>
-            <w:r>
-              <w:rPr>
-                <w:rFonts w:hint="default" w:ascii="Times New Roman" w:hAnsi="Times New Roman" w:eastAsia="SimSun" w:cs="Times New Roman"/>
-                <w:b w:val="0"/>
-                <w:bCs w:val="0"/>
-                <w:i w:val="0"/>
-                <w:iCs w:val="0"/>
-                <w:sz w:val="24"/>
-                <w:szCs w:val="24"/>
-              </w:rPr>
-              <w:t xml:space="preserve"> để ổn định nhiệt độ. </w:t>
-            </w:r>
-            <w:r>
-              <w:rPr>
-                <w:rFonts w:hint="default" w:ascii="Times New Roman" w:hAnsi="Times New Roman" w:eastAsia="SimSun" w:cs="Times New Roman"/>
-                <w:b w:val="0"/>
-                <w:bCs w:val="0"/>
-                <w:i w:val="0"/>
-                <w:iCs w:val="0"/>
-                <w:sz w:val="24"/>
-                <w:szCs w:val="24"/>
-              </w:rPr>
-              <w:br w:type="textWrapping"/>
-            </w:r>
-            <w:r>
-              <w:rPr>
-                <w:rFonts w:hint="default" w:ascii="Times New Roman" w:hAnsi="Times New Roman" w:eastAsia="SimSun" w:cs="Times New Roman"/>
-                <w:b w:val="0"/>
-                <w:bCs w:val="0"/>
-                <w:i w:val="0"/>
-                <w:iCs w:val="0"/>
-                <w:sz w:val="24"/>
-                <w:szCs w:val="24"/>
-              </w:rPr>
-              <w:t xml:space="preserve">- Người dùng chuyển sang chế độ bằng tay và dùng núm vặn để điều chỉnh trực tiếp công suất </w:t>
-            </w:r>
-            <w:r>
-              <w:rPr>
-                <w:rFonts w:hint="default" w:ascii="Times New Roman" w:hAnsi="Times New Roman" w:eastAsia="SimSun" w:cs="Times New Roman"/>
-                <w:b w:val="0"/>
-                <w:bCs w:val="0"/>
-                <w:sz w:val="24"/>
-                <w:szCs w:val="24"/>
-              </w:rPr>
-              <w:t>quạt</w:t>
-            </w:r>
-            <w:r>
-              <w:rPr>
-                <w:rFonts w:hint="default" w:ascii="Times New Roman" w:hAnsi="Times New Roman" w:eastAsia="SimSun" w:cs="Times New Roman"/>
-                <w:b w:val="0"/>
-                <w:bCs w:val="0"/>
-                <w:i w:val="0"/>
-                <w:iCs w:val="0"/>
-                <w:sz w:val="24"/>
-                <w:szCs w:val="24"/>
-              </w:rPr>
-              <w:t>.</w:t>
+                <w:rFonts w:hint="default" w:ascii="Times New Roman" w:hAnsi="Times New Roman" w:eastAsia="Segoe UI" w:cs="Times New Roman"/>
+                <w:i w:val="0"/>
+                <w:iCs w:val="0"/>
+                <w:caps w:val="0"/>
+                <w:color w:val="081B3A"/>
+                <w:spacing w:val="2"/>
+                <w:kern w:val="0"/>
+                <w:sz w:val="24"/>
+                <w:szCs w:val="24"/>
+                <w:shd w:val="clear" w:fill="FFFFFF"/>
+                <w:lang w:val="en-US" w:eastAsia="zh-CN" w:bidi="ar"/>
+              </w:rPr>
+              <w:t>-Người dùng theo dõi thông số nhiệt độ và phần trăm tốc độ quạt hiển thị trên màn hình.</w:t>
             </w:r>
           </w:p>
         </w:tc>
@@ -1806,7 +1672,32 @@
                 <w:sz w:val="24"/>
                 <w:szCs w:val="24"/>
               </w:rPr>
-              <w:t xml:space="preserve">- Hai chế độ hoạt động: Tự động (dựa vào cảm biến nhiệt) và Bằng tay (người dùng điều khiển). </w:t>
+              <w:t>-</w:t>
+            </w:r>
+            <w:r>
+              <w:rPr>
+                <w:rFonts w:hint="default" w:ascii="Times New Roman" w:hAnsi="Times New Roman" w:eastAsia="SimSun" w:cs="Times New Roman"/>
+                <w:b w:val="0"/>
+                <w:bCs w:val="0"/>
+                <w:i w:val="0"/>
+                <w:iCs w:val="0"/>
+                <w:sz w:val="24"/>
+                <w:szCs w:val="24"/>
+                <w:lang w:val="en-US"/>
+              </w:rPr>
+              <w:t xml:space="preserve"> C</w:t>
+            </w:r>
+            <w:r>
+              <w:rPr>
+                <w:rFonts w:hint="default" w:ascii="Times New Roman" w:hAnsi="Times New Roman" w:eastAsia="SimSun" w:cs="Times New Roman"/>
+                <w:b w:val="0"/>
+                <w:bCs w:val="0"/>
+                <w:i w:val="0"/>
+                <w:iCs w:val="0"/>
+                <w:sz w:val="24"/>
+                <w:szCs w:val="24"/>
+              </w:rPr>
+              <w:t xml:space="preserve">hế độ hoạt động: Tự động (dựa vào cảm biến nhiệt). </w:t>
             </w:r>
             <w:r>
               <w:rPr>
@@ -1852,7 +1743,7 @@
                 <w:sz w:val="24"/>
                 <w:szCs w:val="24"/>
               </w:rPr>
-              <w:t xml:space="preserve">, và chế độ hoạt động trên màn hình. </w:t>
+              <w:t xml:space="preserve">. </w:t>
             </w:r>
             <w:r>
               <w:rPr>
@@ -1990,6 +1881,7 @@
                 <w:sz w:val="24"/>
                 <w:szCs w:val="24"/>
                 <w:vertAlign w:val="baseline"/>
+                <w:lang w:val="en-US"/>
               </w:rPr>
             </w:pPr>
             <w:r>
@@ -2026,7 +1918,20 @@
                 <w:sz w:val="24"/>
                 <w:szCs w:val="24"/>
               </w:rPr>
-              <w:t>- Khả năng sử dụng: Dễ dàng chuyển đổi giữa các chế độ, việc điều chỉnh bằng tay phải trực quan và mượt mà.</w:t>
+              <w:t xml:space="preserve">- Khả năng sử dụng: </w:t>
+            </w:r>
+            <w:r>
+              <w:rPr>
+                <w:rFonts w:hint="default" w:ascii="Times New Roman" w:hAnsi="Times New Roman" w:eastAsia="SimSun" w:cs="Times New Roman"/>
+                <w:b w:val="0"/>
+                <w:bCs w:val="0"/>
+                <w:i w:val="0"/>
+                <w:iCs w:val="0"/>
+                <w:sz w:val="24"/>
+                <w:szCs w:val="24"/>
+                <w:lang w:val="en-US"/>
+              </w:rPr>
+              <w:t>Hệ thống có giao diện thân thiện.</w:t>
             </w:r>
           </w:p>
         </w:tc>
@@ -2189,7 +2094,32 @@
                 <w:sz w:val="24"/>
                 <w:szCs w:val="24"/>
               </w:rPr>
-              <w:t xml:space="preserve">- Giao tiếp: Màn hình LCD/OLED , Encoder xoay có nút nhấn. </w:t>
+              <w:t>- Giao tiếp: Màn hình LCD/OLED</w:t>
+            </w:r>
+            <w:r>
+              <w:rPr>
+                <w:rFonts w:hint="default" w:ascii="Times New Roman" w:hAnsi="Times New Roman" w:eastAsia="SimSun" w:cs="Times New Roman"/>
+                <w:b w:val="0"/>
+                <w:bCs w:val="0"/>
+                <w:i w:val="0"/>
+                <w:iCs w:val="0"/>
+                <w:sz w:val="24"/>
+                <w:szCs w:val="24"/>
+                <w:lang w:val="en-US"/>
+              </w:rPr>
+              <w:t>.</w:t>
+            </w:r>
+            <w:r>
+              <w:rPr>
+                <w:rFonts w:hint="default" w:ascii="Times New Roman" w:hAnsi="Times New Roman" w:eastAsia="SimSun" w:cs="Times New Roman"/>
+                <w:b w:val="0"/>
+                <w:bCs w:val="0"/>
+                <w:i w:val="0"/>
+                <w:iCs w:val="0"/>
+                <w:sz w:val="24"/>
+                <w:szCs w:val="24"/>
+              </w:rPr>
+              <w:t xml:space="preserve"> </w:t>
             </w:r>
             <w:r>
               <w:rPr>
